--- a/backend/uploads/SOP FOR DRILLING.docx
+++ b/backend/uploads/SOP FOR DRILLING.docx
@@ -82,7 +82,7 @@
           <w:rFonts w:cs="Tahoma"/>
           <w:sz w:val="28"/>
           <w:szCs w:val="28"/>
-          <w:lang w:val="en-AU"/>
+          <w:lang w:eastAsia="en-IN"/>
         </w:rPr>
       </w:pPr>
       <w:r>
@@ -92,12 +92,11 @@
           <w:szCs w:val="28"/>
           <w:lang w:eastAsia="en-IN"/>
         </w:rPr>
-        <w:t>Use Safety shoe, Safety Helmet, Safety Goggle and Cotton Hand Gloves.</w:t>
+        <w:t>Recommended PPEs to be used.</w:t>
       </w:r>
     </w:p>
     <w:p>
       <w:pPr>
-        <w:pStyle w:val="ListParagraph"/>
         <w:numPr>
           <w:ilvl w:val="0"/>
           <w:numId w:val="27"/>
@@ -117,7 +116,7 @@
           <w:szCs w:val="28"/>
           <w:lang w:val="en-AU"/>
         </w:rPr>
-        <w:t xml:space="preserve"> Workplace</w:t>
+        <w:t xml:space="preserve">Check workspace </w:t>
       </w:r>
       <w:r>
         <w:rPr>
@@ -126,16 +125,7 @@
           <w:szCs w:val="28"/>
           <w:lang w:val="en-AU"/>
         </w:rPr>
-        <w:t xml:space="preserve"> </w:t>
-      </w:r>
-      <w:r>
-        <w:rPr>
-          <w:rFonts w:cs="Tahoma"/>
-          <w:sz w:val="28"/>
-          <w:szCs w:val="28"/>
-          <w:lang w:val="en-AU"/>
-        </w:rPr>
-        <w:t>free from unwanted material and clean.</w:t>
+        <w:t>free from unwanted material.</w:t>
       </w:r>
     </w:p>
     <w:p>
@@ -394,7 +384,7 @@
           <w:szCs w:val="28"/>
           <w:lang w:val="en-AU"/>
         </w:rPr>
-        <w:t>Don’t use hand gloves while drilling.</w:t>
+        <w:t>Use a safe working posture (beware of hair catching).</w:t>
       </w:r>
     </w:p>
     <w:p>
@@ -418,143 +408,197 @@
           <w:szCs w:val="28"/>
           <w:lang w:val="en-AU"/>
         </w:rPr>
-        <w:t xml:space="preserve">Use a safe working posture (beware of hair </w:t>
-      </w:r>
-      <w:r>
-        <w:rPr>
-          <w:rFonts w:cs="Tahoma"/>
-          <w:sz w:val="28"/>
-          <w:szCs w:val="28"/>
-          <w:lang w:val="en-AU"/>
-        </w:rPr>
-        <w:t xml:space="preserve">and cloth </w:t>
-      </w:r>
-      <w:r>
-        <w:rPr>
-          <w:rFonts w:cs="Tahoma"/>
-          <w:sz w:val="28"/>
-          <w:szCs w:val="28"/>
-          <w:lang w:val="en-AU"/>
-        </w:rPr>
-        <w:t>catching).</w:t>
+        <w:t>Switch off the machine.</w:t>
       </w:r>
     </w:p>
     <w:p>
       <w:pPr>
-        <w:numPr>
-          <w:ilvl w:val="0"/>
-          <w:numId w:val="27"/>
-        </w:numPr>
+        <w:ind w:left="720"/>
+        <w:rPr>
+          <w:rFonts w:cs="Tahoma"/>
+          <w:sz w:val="20"/>
+          <w:szCs w:val="20"/>
+          <w:lang w:val="en-AU"/>
+        </w:rPr>
+      </w:pPr>
+    </w:p>
+    <w:p>
+      <w:pPr>
         <w:spacing w:after="0" w:line="240" w:lineRule="auto"/>
         <w:ind w:left="360"/>
         <w:rPr>
           <w:sz w:val="14"/>
         </w:rPr>
       </w:pPr>
+    </w:p>
+    <w:p>
+      <w:pPr>
+        <w:shd w:val="clear" w:color="auto" w:fill="FFFFFF"/>
+        <w:spacing w:after="0" w:line="240" w:lineRule="auto"/>
+        <w:rPr>
+          <w:sz w:val="20"/>
+          <w:szCs w:val="24"/>
+        </w:rPr>
+      </w:pPr>
+    </w:p>
+    <w:p>
+      <w:pPr>
+        <w:shd w:val="clear" w:color="auto" w:fill="FFFFFF"/>
+        <w:spacing w:after="0" w:line="240" w:lineRule="auto"/>
+        <w:rPr>
+          <w:sz w:val="20"/>
+          <w:szCs w:val="24"/>
+        </w:rPr>
+      </w:pPr>
+    </w:p>
+    <w:p>
+      <w:pPr>
+        <w:shd w:val="clear" w:color="auto" w:fill="FFFFFF"/>
+        <w:spacing w:after="0" w:line="240" w:lineRule="auto"/>
+        <w:rPr>
+          <w:sz w:val="20"/>
+          <w:szCs w:val="24"/>
+        </w:rPr>
+      </w:pPr>
+    </w:p>
+    <w:p>
+      <w:pPr>
+        <w:shd w:val="clear" w:color="auto" w:fill="FFFFFF"/>
+        <w:spacing w:after="0" w:line="240" w:lineRule="auto"/>
+        <w:rPr>
+          <w:sz w:val="20"/>
+          <w:szCs w:val="24"/>
+        </w:rPr>
+      </w:pPr>
+      <w:bookmarkStart w:id="0" w:name="_GoBack"/>
+      <w:bookmarkEnd w:id="0"/>
+    </w:p>
+    <w:p>
+      <w:pPr>
+        <w:shd w:val="clear" w:color="auto" w:fill="FFFFFF"/>
+        <w:spacing w:after="0" w:line="240" w:lineRule="auto"/>
+        <w:rPr>
+          <w:sz w:val="20"/>
+          <w:szCs w:val="24"/>
+        </w:rPr>
+      </w:pPr>
+    </w:p>
+    <w:p>
+      <w:pPr>
+        <w:shd w:val="clear" w:color="auto" w:fill="FFFFFF"/>
+        <w:spacing w:after="0" w:line="240" w:lineRule="auto"/>
+        <w:rPr>
+          <w:sz w:val="20"/>
+          <w:szCs w:val="24"/>
+        </w:rPr>
+      </w:pPr>
+    </w:p>
+    <w:p>
+      <w:pPr>
+        <w:shd w:val="clear" w:color="auto" w:fill="FFFFFF"/>
+        <w:spacing w:after="0" w:line="240" w:lineRule="auto"/>
+        <w:rPr>
+          <w:sz w:val="20"/>
+          <w:szCs w:val="24"/>
+        </w:rPr>
+      </w:pPr>
+    </w:p>
+    <w:p>
+      <w:pPr>
+        <w:shd w:val="clear" w:color="auto" w:fill="FFFFFF"/>
+        <w:spacing w:after="0" w:line="240" w:lineRule="auto"/>
+        <w:rPr>
+          <w:sz w:val="20"/>
+          <w:szCs w:val="24"/>
+        </w:rPr>
+      </w:pPr>
+    </w:p>
+    <w:p>
+      <w:pPr>
+        <w:shd w:val="clear" w:color="auto" w:fill="FFFFFF"/>
+        <w:spacing w:after="0" w:line="240" w:lineRule="auto"/>
+        <w:rPr>
+          <w:sz w:val="20"/>
+          <w:szCs w:val="24"/>
+        </w:rPr>
+      </w:pPr>
       <w:r>
         <w:rPr>
-          <w:rFonts w:cs="Tahoma"/>
-          <w:sz w:val="28"/>
+          <w:b/>
+          <w:bCs/>
+          <w:smallCaps/>
+          <w:noProof/>
+          <w:color w:val="002060"/>
+          <w:spacing w:val="5"/>
+          <w:sz w:val="40"/>
           <w:szCs w:val="28"/>
-          <w:lang w:val="en-AU"/>
-        </w:rPr>
-        <w:t>Switch off the machine and clean the area.</w:t>
+          <w:lang w:val="en-IN" w:eastAsia="en-IN"/>
+        </w:rPr>
+        <w:drawing>
+          <wp:anchor distT="0" distB="0" distL="114300" distR="114300" simplePos="0" relativeHeight="251659264" behindDoc="0" locked="0" layoutInCell="1" allowOverlap="1" wp14:anchorId="03D099C0" wp14:editId="74A70C5A">
+            <wp:simplePos x="0" y="0"/>
+            <wp:positionH relativeFrom="column">
+              <wp:posOffset>-18415</wp:posOffset>
+            </wp:positionH>
+            <wp:positionV relativeFrom="paragraph">
+              <wp:posOffset>55718</wp:posOffset>
+            </wp:positionV>
+            <wp:extent cx="509905" cy="499110"/>
+            <wp:effectExtent l="0" t="0" r="4445" b="0"/>
+            <wp:wrapNone/>
+            <wp:docPr id="17" name="Picture 17"/>
+            <wp:cNvGraphicFramePr>
+              <a:graphicFrameLocks xmlns:a="http://schemas.openxmlformats.org/drawingml/2006/main" noChangeAspect="1"/>
+            </wp:cNvGraphicFramePr>
+            <a:graphic xmlns:a="http://schemas.openxmlformats.org/drawingml/2006/main">
+              <a:graphicData uri="http://schemas.openxmlformats.org/drawingml/2006/picture">
+                <pic:pic xmlns:pic="http://schemas.openxmlformats.org/drawingml/2006/picture">
+                  <pic:nvPicPr>
+                    <pic:cNvPr id="0" name="Picture 2"/>
+                    <pic:cNvPicPr>
+                      <a:picLocks noChangeAspect="1" noChangeArrowheads="1"/>
+                    </pic:cNvPicPr>
+                  </pic:nvPicPr>
+                  <pic:blipFill>
+                    <a:blip r:embed="rId8" cstate="print">
+                      <a:extLst>
+                        <a:ext uri="{28A0092B-C50C-407E-A947-70E740481C1C}">
+                          <a14:useLocalDpi xmlns:a14="http://schemas.microsoft.com/office/drawing/2010/main" val="0"/>
+                        </a:ext>
+                      </a:extLst>
+                    </a:blip>
+                    <a:srcRect/>
+                    <a:stretch>
+                      <a:fillRect/>
+                    </a:stretch>
+                  </pic:blipFill>
+                  <pic:spPr bwMode="auto">
+                    <a:xfrm>
+                      <a:off x="0" y="0"/>
+                      <a:ext cx="509905" cy="499110"/>
+                    </a:xfrm>
+                    <a:prstGeom prst="rect">
+                      <a:avLst/>
+                    </a:prstGeom>
+                    <a:noFill/>
+                  </pic:spPr>
+                </pic:pic>
+              </a:graphicData>
+            </a:graphic>
+            <wp14:sizeRelH relativeFrom="page">
+              <wp14:pctWidth>0</wp14:pctWidth>
+            </wp14:sizeRelH>
+            <wp14:sizeRelV relativeFrom="page">
+              <wp14:pctHeight>0</wp14:pctHeight>
+            </wp14:sizeRelV>
+          </wp:anchor>
+        </w:drawing>
       </w:r>
     </w:p>
     <w:p>
       <w:pPr>
         <w:shd w:val="clear" w:color="auto" w:fill="FFFFFF"/>
         <w:spacing w:after="0" w:line="240" w:lineRule="auto"/>
-        <w:rPr>
-          <w:sz w:val="20"/>
-          <w:szCs w:val="24"/>
-        </w:rPr>
-      </w:pPr>
-    </w:p>
-    <w:p>
-      <w:pPr>
-        <w:shd w:val="clear" w:color="auto" w:fill="FFFFFF"/>
-        <w:spacing w:after="0" w:line="240" w:lineRule="auto"/>
-        <w:rPr>
-          <w:sz w:val="20"/>
-          <w:szCs w:val="24"/>
-        </w:rPr>
-      </w:pPr>
-    </w:p>
-    <w:p>
-      <w:pPr>
-        <w:shd w:val="clear" w:color="auto" w:fill="FFFFFF"/>
-        <w:spacing w:after="0" w:line="240" w:lineRule="auto"/>
-        <w:rPr>
-          <w:sz w:val="20"/>
-          <w:szCs w:val="24"/>
-        </w:rPr>
-      </w:pPr>
-    </w:p>
-    <w:p>
-      <w:pPr>
-        <w:shd w:val="clear" w:color="auto" w:fill="FFFFFF"/>
-        <w:spacing w:after="0" w:line="240" w:lineRule="auto"/>
-        <w:rPr>
-          <w:sz w:val="20"/>
-          <w:szCs w:val="24"/>
-        </w:rPr>
-      </w:pPr>
-    </w:p>
-    <w:p>
-      <w:pPr>
-        <w:shd w:val="clear" w:color="auto" w:fill="FFFFFF"/>
-        <w:spacing w:after="0" w:line="240" w:lineRule="auto"/>
-        <w:rPr>
-          <w:sz w:val="20"/>
-          <w:szCs w:val="24"/>
-        </w:rPr>
-      </w:pPr>
-    </w:p>
-    <w:p>
-      <w:pPr>
-        <w:shd w:val="clear" w:color="auto" w:fill="FFFFFF"/>
-        <w:spacing w:after="0" w:line="240" w:lineRule="auto"/>
-        <w:rPr>
-          <w:sz w:val="20"/>
-          <w:szCs w:val="24"/>
-        </w:rPr>
-      </w:pPr>
-    </w:p>
-    <w:p>
-      <w:pPr>
-        <w:shd w:val="clear" w:color="auto" w:fill="FFFFFF"/>
-        <w:spacing w:after="0" w:line="240" w:lineRule="auto"/>
-        <w:rPr>
-          <w:sz w:val="20"/>
-          <w:szCs w:val="24"/>
-        </w:rPr>
-      </w:pPr>
-    </w:p>
-    <w:p>
-      <w:pPr>
-        <w:shd w:val="clear" w:color="auto" w:fill="FFFFFF"/>
-        <w:spacing w:after="0" w:line="240" w:lineRule="auto"/>
-        <w:rPr>
-          <w:sz w:val="20"/>
-          <w:szCs w:val="24"/>
-        </w:rPr>
-      </w:pPr>
-    </w:p>
-    <w:p>
-      <w:pPr>
-        <w:shd w:val="clear" w:color="auto" w:fill="FFFFFF"/>
-        <w:spacing w:after="0" w:line="240" w:lineRule="auto"/>
-        <w:rPr>
-          <w:sz w:val="20"/>
-          <w:szCs w:val="24"/>
-        </w:rPr>
-      </w:pPr>
-    </w:p>
-    <w:p>
-      <w:pPr>
-        <w:shd w:val="clear" w:color="auto" w:fill="FFFFFF"/>
-        <w:spacing w:after="0" w:line="240" w:lineRule="auto"/>
         <w:jc w:val="center"/>
         <w:rPr>
           <w:szCs w:val="24"/>
@@ -572,28 +616,7 @@
           <w:sz w:val="20"/>
           <w:szCs w:val="24"/>
         </w:rPr>
-        <w:t>PIL/</w:t>
-      </w:r>
-      <w:r>
-        <w:rPr>
-          <w:sz w:val="20"/>
-          <w:szCs w:val="24"/>
-        </w:rPr>
-        <w:t>TARA/PROD/</w:t>
-      </w:r>
-      <w:r>
-        <w:rPr>
-          <w:sz w:val="20"/>
-          <w:szCs w:val="24"/>
-        </w:rPr>
-        <w:t>0</w:t>
-      </w:r>
-      <w:r>
-        <w:rPr>
-          <w:sz w:val="20"/>
-          <w:szCs w:val="24"/>
-        </w:rPr>
-        <w:t>2</w:t>
+        <w:t>PIL/55FAB/PROD/PM/D05</w:t>
       </w:r>
       <w:r>
         <w:rPr>
@@ -607,44 +630,14 @@
           <w:sz w:val="20"/>
           <w:szCs w:val="24"/>
         </w:rPr>
-        <w:t>REV.00 DATE: 15</w:t>
+        <w:t>REV.00 DATE: 27</w:t>
       </w:r>
-      <w:bookmarkStart w:id="0" w:name="_GoBack"/>
-      <w:bookmarkEnd w:id="0"/>
       <w:r>
         <w:rPr>
           <w:sz w:val="20"/>
           <w:szCs w:val="24"/>
         </w:rPr>
-        <w:t>.0</w:t>
-      </w:r>
-      <w:r>
-        <w:rPr>
-          <w:sz w:val="20"/>
-          <w:szCs w:val="24"/>
-        </w:rPr>
-        <w:t>9</w:t>
-      </w:r>
-      <w:r>
-        <w:rPr>
-          <w:sz w:val="20"/>
-          <w:szCs w:val="24"/>
-        </w:rPr>
-        <w:t>.202</w:t>
-      </w:r>
-      <w:r>
-        <w:rPr>
-          <w:sz w:val="20"/>
-          <w:szCs w:val="24"/>
-        </w:rPr>
-        <w:t>5</w:t>
-      </w:r>
-      <w:r>
-        <w:rPr>
-          <w:sz w:val="20"/>
-          <w:szCs w:val="24"/>
-        </w:rPr>
-        <w:t xml:space="preserve"> </w:t>
+        <w:t xml:space="preserve">.08.2021 </w:t>
       </w:r>
     </w:p>
     <w:p>
@@ -5070,7 +5063,7 @@
 </file>
 
 <file path=customXml/itemProps1.xml><?xml version="1.0" encoding="utf-8"?>
-<ds:datastoreItem xmlns:ds="http://schemas.openxmlformats.org/officeDocument/2006/customXml" ds:itemID="{1BFD7D16-07A0-4E06-B55D-58A992D3DC94}">
+<ds:datastoreItem xmlns:ds="http://schemas.openxmlformats.org/officeDocument/2006/customXml" ds:itemID="{BF776BBA-E040-4A11-9344-0681E2082863}">
   <ds:schemaRefs>
     <ds:schemaRef ds:uri="http://schemas.openxmlformats.org/officeDocument/2006/bibliography"/>
   </ds:schemaRefs>
